--- a/System Design/1System Design Questions.docx
+++ b/System Design/1System Design Questions.docx
@@ -552,6 +552,15 @@
           <w:bCs/>
           <w:lang w:eastAsia="ko-KR"/>
         </w:rPr>
+        <w:t xml:space="preserve"> -</w:t>
+      </w:r>
+      <w:r>
+        <w:rPr>
+          <w:rFonts w:hint="eastAsia"/>
+          <w:b/>
+          <w:bCs/>
+          <w:lang w:eastAsia="ko-KR"/>
+        </w:rPr>
         <w:t xml:space="preserve"> </w:t>
       </w:r>
       <w:r>
@@ -610,6 +619,15 @@
           <w:lang w:eastAsia="ko-KR"/>
         </w:rPr>
         <w:t xml:space="preserve"> </w:t>
+      </w:r>
+      <w:r>
+        <w:rPr>
+          <w:rFonts w:hint="eastAsia"/>
+          <w:b/>
+          <w:bCs/>
+          <w:lang w:eastAsia="ko-KR"/>
+        </w:rPr>
+        <w:t xml:space="preserve">- </w:t>
       </w:r>
       <w:r>
         <w:rPr>
@@ -687,6 +705,25 @@
           <w:bCs/>
         </w:rPr>
         <w:t>Library Management System</w:t>
+      </w:r>
+      <w:r>
+        <w:rPr>
+          <w:rFonts w:hint="eastAsia"/>
+          <w:b/>
+          <w:bCs/>
+          <w:lang w:eastAsia="ko-KR"/>
+        </w:rPr>
+        <w:t xml:space="preserve"> - </w:t>
+      </w:r>
+      <w:r>
+        <w:rPr>
+          <w:rFonts w:hint="eastAsia"/>
+          <w:b/>
+          <w:bCs/>
+          <w:color w:val="4EA72E" w:themeColor="accent6"/>
+          <w:lang w:eastAsia="ko-KR"/>
+        </w:rPr>
+        <w:t>DONE</w:t>
       </w:r>
     </w:p>
     <w:p>

--- a/System Design/1System Design Questions.docx
+++ b/System Design/1System Design Questions.docx
@@ -761,6 +761,25 @@
           <w:bCs/>
         </w:rPr>
         <w:t>Hotel Room Booking</w:t>
+      </w:r>
+      <w:r>
+        <w:rPr>
+          <w:rFonts w:hint="eastAsia"/>
+          <w:b/>
+          <w:bCs/>
+          <w:lang w:eastAsia="ko-KR"/>
+        </w:rPr>
+        <w:t xml:space="preserve"> - </w:t>
+      </w:r>
+      <w:r>
+        <w:rPr>
+          <w:rFonts w:hint="eastAsia"/>
+          <w:b/>
+          <w:bCs/>
+          <w:color w:val="4EA72E" w:themeColor="accent6"/>
+          <w:lang w:eastAsia="ko-KR"/>
+        </w:rPr>
+        <w:t>DONE</w:t>
       </w:r>
     </w:p>
     <w:p>

--- a/System Design/1System Design Questions.docx
+++ b/System Design/1System Design Questions.docx
@@ -76,7 +76,23 @@
         </w:numPr>
       </w:pPr>
       <w:r>
-        <w:t>Classes: MenuCategory, MenuItem, Order, Customer.</w:t>
+        <w:t xml:space="preserve">Classes: </w:t>
+      </w:r>
+      <w:proofErr w:type="spellStart"/>
+      <w:r>
+        <w:t>MenuCategory</w:t>
+      </w:r>
+      <w:proofErr w:type="spellEnd"/>
+      <w:r>
+        <w:t xml:space="preserve">, </w:t>
+      </w:r>
+      <w:proofErr w:type="spellStart"/>
+      <w:r>
+        <w:t>MenuItem</w:t>
+      </w:r>
+      <w:proofErr w:type="spellEnd"/>
+      <w:r>
+        <w:t>, Order, Customer.</w:t>
       </w:r>
     </w:p>
     <w:p>
@@ -431,7 +447,23 @@
         </w:numPr>
       </w:pPr>
       <w:r>
-        <w:t>Classes: Product, CartItem, ShoppingCart, Customer.</w:t>
+        <w:t xml:space="preserve">Classes: Product, </w:t>
+      </w:r>
+      <w:proofErr w:type="spellStart"/>
+      <w:r>
+        <w:t>CartItem</w:t>
+      </w:r>
+      <w:proofErr w:type="spellEnd"/>
+      <w:r>
+        <w:t xml:space="preserve">, </w:t>
+      </w:r>
+      <w:proofErr w:type="spellStart"/>
+      <w:r>
+        <w:t>ShoppingCart</w:t>
+      </w:r>
+      <w:proofErr w:type="spellEnd"/>
+      <w:r>
+        <w:t>, Customer.</w:t>
       </w:r>
     </w:p>
     <w:p>
@@ -593,7 +625,23 @@
         </w:numPr>
       </w:pPr>
       <w:r>
-        <w:t>Add-ons: deposit/withdrawal, check balance, inheritance (SavingsAccount, CurrentAccount).</w:t>
+        <w:t>Add-ons: deposit/withdrawal, check balance, inheritance (</w:t>
+      </w:r>
+      <w:proofErr w:type="spellStart"/>
+      <w:r>
+        <w:t>SavingsAccount</w:t>
+      </w:r>
+      <w:proofErr w:type="spellEnd"/>
+      <w:r>
+        <w:t xml:space="preserve">, </w:t>
+      </w:r>
+      <w:proofErr w:type="spellStart"/>
+      <w:r>
+        <w:t>CurrentAccount</w:t>
+      </w:r>
+      <w:proofErr w:type="spellEnd"/>
+      <w:r>
+        <w:t>).</w:t>
       </w:r>
     </w:p>
     <w:p>
@@ -818,6 +866,34 @@
         </w:rPr>
         <w:t>Student Record System</w:t>
       </w:r>
+      <w:r>
+        <w:rPr>
+          <w:rFonts w:hint="eastAsia"/>
+          <w:b/>
+          <w:bCs/>
+          <w:lang w:eastAsia="ko-KR"/>
+        </w:rPr>
+        <w:t xml:space="preserve"> </w:t>
+      </w:r>
+      <w:r>
+        <w:rPr>
+          <w:rFonts w:hint="eastAsia"/>
+          <w:b/>
+          <w:bCs/>
+          <w:lang w:eastAsia="ko-KR"/>
+        </w:rPr>
+        <w:t xml:space="preserve">- </w:t>
+      </w:r>
+      <w:r>
+        <w:rPr>
+          <w:rFonts w:hint="eastAsia"/>
+          <w:b/>
+          <w:bCs/>
+          <w:color w:val="4EA72E" w:themeColor="accent6"/>
+          <w:lang w:eastAsia="ko-KR"/>
+        </w:rPr>
+        <w:t>DONE</w:t>
+      </w:r>
     </w:p>
     <w:p>
       <w:pPr>
@@ -937,7 +1013,15 @@
         </w:numPr>
       </w:pPr>
       <w:r>
-        <w:t>Classes: ParkingLot, Vehicle, Ticket.</w:t>
+        <w:t xml:space="preserve">Classes: </w:t>
+      </w:r>
+      <w:proofErr w:type="spellStart"/>
+      <w:r>
+        <w:t>ParkingLot</w:t>
+      </w:r>
+      <w:proofErr w:type="spellEnd"/>
+      <w:r>
+        <w:t>, Vehicle, Ticket.</w:t>
       </w:r>
     </w:p>
     <w:p>
@@ -993,7 +1077,15 @@
         </w:numPr>
       </w:pPr>
       <w:r>
-        <w:t>Classes: Drink, Ingredient, CoffeeMachine.</w:t>
+        <w:t xml:space="preserve">Classes: Drink, Ingredient, </w:t>
+      </w:r>
+      <w:proofErr w:type="spellStart"/>
+      <w:r>
+        <w:t>CoffeeMachine</w:t>
+      </w:r>
+      <w:proofErr w:type="spellEnd"/>
+      <w:r>
+        <w:t>.</w:t>
       </w:r>
     </w:p>
     <w:p>

--- a/System Design/1System Design Questions.docx
+++ b/System Design/1System Design Questions.docx
@@ -873,16 +873,7 @@
           <w:bCs/>
           <w:lang w:eastAsia="ko-KR"/>
         </w:rPr>
-        <w:t xml:space="preserve"> </w:t>
-      </w:r>
-      <w:r>
-        <w:rPr>
-          <w:rFonts w:hint="eastAsia"/>
-          <w:b/>
-          <w:bCs/>
-          <w:lang w:eastAsia="ko-KR"/>
-        </w:rPr>
-        <w:t xml:space="preserve">- </w:t>
+        <w:t xml:space="preserve"> - </w:t>
       </w:r>
       <w:r>
         <w:rPr>
@@ -1099,7 +1090,239 @@
         <w:t>Add-ons: recipe composition</w:t>
       </w:r>
     </w:p>
-    <w:p/>
+    <w:p>
+      <w:r>
+        <w:pict w14:anchorId="392089C8">
+          <v:rect id="_x0000_i1035" style="width:0;height:1.5pt" o:hralign="center" o:bullet="t" o:hrstd="t" o:hr="t" fillcolor="#a0a0a0" stroked="f"/>
+        </w:pict>
+      </w:r>
+    </w:p>
+    <w:p>
+      <w:pPr>
+        <w:rPr>
+          <w:rFonts w:hint="eastAsia"/>
+          <w:lang w:eastAsia="ko-KR"/>
+        </w:rPr>
+      </w:pPr>
+      <w:r>
+        <w:rPr>
+          <w:rFonts w:ascii="Segoe UI Emoji" w:hAnsi="Segoe UI Emoji" w:cs="Segoe UI Emoji"/>
+          <w:b/>
+          <w:bCs/>
+        </w:rPr>
+        <w:t>⚙️</w:t>
+      </w:r>
+      <w:r>
+        <w:rPr>
+          <w:b/>
+          <w:bCs/>
+        </w:rPr>
+        <w:t xml:space="preserve"> </w:t>
+      </w:r>
+      <w:r>
+        <w:rPr>
+          <w:b/>
+          <w:bCs/>
+          <w:lang w:eastAsia="ko-KR"/>
+        </w:rPr>
+        <w:t>Additional:</w:t>
+      </w:r>
+      <w:r>
+        <w:rPr>
+          <w:rFonts w:hint="eastAsia"/>
+          <w:b/>
+          <w:bCs/>
+          <w:lang w:eastAsia="ko-KR"/>
+        </w:rPr>
+        <w:t xml:space="preserve"> </w:t>
+      </w:r>
+      <w:r>
+        <w:rPr>
+          <w:b/>
+          <w:bCs/>
+          <w:lang w:eastAsia="ko-KR"/>
+        </w:rPr>
+        <w:t>Inheritance</w:t>
+      </w:r>
+    </w:p>
+    <w:p>
+      <w:pPr>
+        <w:pStyle w:val="ListParagraph"/>
+        <w:numPr>
+          <w:ilvl w:val="0"/>
+          <w:numId w:val="6"/>
+        </w:numPr>
+      </w:pPr>
+      <w:r>
+        <w:rPr>
+          <w:rFonts w:hint="eastAsia"/>
+          <w:b/>
+          <w:bCs/>
+          <w:lang w:eastAsia="ko-KR"/>
+        </w:rPr>
+        <w:t>Adoption Agency</w:t>
+      </w:r>
+      <w:r>
+        <w:rPr>
+          <w:rFonts w:hint="eastAsia"/>
+          <w:b/>
+          <w:bCs/>
+          <w:lang w:eastAsia="ko-KR"/>
+        </w:rPr>
+        <w:t xml:space="preserve"> - </w:t>
+      </w:r>
+      <w:r>
+        <w:rPr>
+          <w:rFonts w:hint="eastAsia"/>
+          <w:b/>
+          <w:bCs/>
+          <w:color w:val="4EA72E" w:themeColor="accent6"/>
+          <w:lang w:eastAsia="ko-KR"/>
+        </w:rPr>
+        <w:t>DONE</w:t>
+      </w:r>
+    </w:p>
+    <w:p>
+      <w:pPr>
+        <w:pStyle w:val="ListParagraph"/>
+        <w:numPr>
+          <w:ilvl w:val="1"/>
+          <w:numId w:val="6"/>
+        </w:numPr>
+      </w:pPr>
+      <w:r>
+        <w:rPr>
+          <w:rFonts w:hint="eastAsia"/>
+          <w:lang w:eastAsia="ko-KR"/>
+        </w:rPr>
+        <w:t>Class: Animal</w:t>
+      </w:r>
+      <w:r>
+        <w:rPr>
+          <w:rFonts w:hint="eastAsia"/>
+          <w:lang w:eastAsia="ko-KR"/>
+        </w:rPr>
+        <w:t xml:space="preserve">: </w:t>
+      </w:r>
+      <w:r>
+        <w:rPr>
+          <w:rFonts w:hint="eastAsia"/>
+          <w:lang w:eastAsia="ko-KR"/>
+        </w:rPr>
+        <w:t>Dog, Cat, Bird</w:t>
+      </w:r>
+    </w:p>
+    <w:p>
+      <w:pPr>
+        <w:pStyle w:val="ListParagraph"/>
+        <w:numPr>
+          <w:ilvl w:val="1"/>
+          <w:numId w:val="6"/>
+        </w:numPr>
+      </w:pPr>
+      <w:r>
+        <w:rPr>
+          <w:rFonts w:hint="eastAsia"/>
+          <w:lang w:eastAsia="ko-KR"/>
+        </w:rPr>
+        <w:t>Method Overriding, virtual keyword</w:t>
+      </w:r>
+    </w:p>
+    <w:p>
+      <w:pPr>
+        <w:pStyle w:val="ListParagraph"/>
+        <w:numPr>
+          <w:ilvl w:val="0"/>
+          <w:numId w:val="6"/>
+        </w:numPr>
+      </w:pPr>
+      <w:r>
+        <w:rPr>
+          <w:rFonts w:hint="eastAsia"/>
+          <w:b/>
+          <w:bCs/>
+          <w:lang w:eastAsia="ko-KR"/>
+        </w:rPr>
+        <w:t>League of Legends Role</w:t>
+      </w:r>
+      <w:r>
+        <w:rPr>
+          <w:rFonts w:hint="eastAsia"/>
+          <w:b/>
+          <w:bCs/>
+          <w:lang w:eastAsia="ko-KR"/>
+        </w:rPr>
+        <w:t xml:space="preserve"> </w:t>
+      </w:r>
+      <w:r>
+        <w:rPr>
+          <w:rFonts w:hint="eastAsia"/>
+          <w:b/>
+          <w:bCs/>
+          <w:lang w:eastAsia="ko-KR"/>
+        </w:rPr>
+        <w:t xml:space="preserve">- </w:t>
+      </w:r>
+      <w:r>
+        <w:rPr>
+          <w:rFonts w:hint="eastAsia"/>
+          <w:b/>
+          <w:bCs/>
+          <w:color w:val="4EA72E" w:themeColor="accent6"/>
+          <w:lang w:eastAsia="ko-KR"/>
+        </w:rPr>
+        <w:t>DONE</w:t>
+      </w:r>
+    </w:p>
+    <w:p>
+      <w:pPr>
+        <w:pStyle w:val="ListParagraph"/>
+        <w:numPr>
+          <w:ilvl w:val="0"/>
+          <w:numId w:val="6"/>
+        </w:numPr>
+        <w:rPr>
+          <w:rFonts w:hint="eastAsia"/>
+        </w:rPr>
+      </w:pPr>
+      <w:r>
+        <w:rPr>
+          <w:rFonts w:hint="eastAsia"/>
+          <w:b/>
+          <w:bCs/>
+          <w:lang w:eastAsia="ko-KR"/>
+        </w:rPr>
+        <w:t>Valorant Roles</w:t>
+      </w:r>
+      <w:r>
+        <w:rPr>
+          <w:rFonts w:hint="eastAsia"/>
+          <w:b/>
+          <w:bCs/>
+          <w:lang w:eastAsia="ko-KR"/>
+        </w:rPr>
+        <w:t xml:space="preserve"> </w:t>
+      </w:r>
+      <w:r>
+        <w:rPr>
+          <w:rFonts w:hint="eastAsia"/>
+          <w:b/>
+          <w:bCs/>
+          <w:lang w:eastAsia="ko-KR"/>
+        </w:rPr>
+        <w:t xml:space="preserve">- </w:t>
+      </w:r>
+      <w:r>
+        <w:rPr>
+          <w:rFonts w:hint="eastAsia"/>
+          <w:b/>
+          <w:bCs/>
+          <w:color w:val="4EA72E" w:themeColor="accent6"/>
+          <w:lang w:eastAsia="ko-KR"/>
+        </w:rPr>
+        <w:t>DONE</w:t>
+      </w:r>
+    </w:p>
     <w:sectPr>
       <w:pgSz w:w="11906" w:h="16838"/>
       <w:pgMar w:top="720" w:right="720" w:bottom="720" w:left="720" w:header="708" w:footer="708" w:gutter="0"/>
@@ -1112,6 +1335,11 @@
 
 <file path=word/numbering.xml><?xml version="1.0" encoding="utf-8"?>
 <w:numbering xmlns:wpc="http://schemas.microsoft.com/office/word/2010/wordprocessingCanvas" xmlns:cx="http://schemas.microsoft.com/office/drawing/2014/chartex" xmlns:cx1="http://schemas.microsoft.com/office/drawing/2015/9/8/chartex" xmlns:cx2="http://schemas.microsoft.com/office/drawing/2015/10/21/chartex" xmlns:cx3="http://schemas.microsoft.com/office/drawing/2016/5/9/chartex" xmlns:cx4="http://schemas.microsoft.com/office/drawing/2016/5/10/chartex" xmlns:cx5="http://schemas.microsoft.com/office/drawing/2016/5/11/chartex" xmlns:cx6="http://schemas.microsoft.com/office/drawing/2016/5/12/chartex" xmlns:cx7="http://schemas.microsoft.com/office/drawing/2016/5/13/chartex" xmlns:cx8="http://schemas.microsoft.com/office/drawing/2016/5/14/chartex" xmlns:mc="http://schemas.openxmlformats.org/markup-compatibility/2006" xmlns:aink="http://schemas.microsoft.com/office/drawing/2016/ink" xmlns:am3d="http://schemas.microsoft.com/office/drawing/2017/model3d" xmlns:o="urn:schemas-microsoft-com:office:office" xmlns:oel="http://schemas.microsoft.com/office/2019/extlst" xmlns:r="http://schemas.openxmlformats.org/officeDocument/2006/relationships" xmlns:m="http://schemas.openxmlformats.org/officeDocument/2006/math" xmlns:v="urn:schemas-microsoft-com:vml" xmlns:wp14="http://schemas.microsoft.com/office/word/2010/wordprocessingDrawing" xmlns:wp="http://schemas.openxmlformats.org/drawingml/2006/wordprocessingDrawing" xmlns:w10="urn:schemas-microsoft-com:office:word" xmlns:w="http://schemas.openxmlformats.org/wordprocessingml/2006/main" xmlns:w14="http://schemas.microsoft.com/office/word/2010/wordml" xmlns:w15="http://schemas.microsoft.com/office/word/2012/wordml" xmlns:w16cex="http://schemas.microsoft.com/office/word/2018/wordml/cex" xmlns:w16cid="http://schemas.microsoft.com/office/word/2016/wordml/cid" xmlns:w16="http://schemas.microsoft.com/office/word/2018/wordml" xmlns:w16du="http://schemas.microsoft.com/office/word/2023/wordml/word16du" xmlns:w16sdtdh="http://schemas.microsoft.com/office/word/2020/wordml/sdtdatahash" xmlns:w16sdtfl="http://schemas.microsoft.com/office/word/2024/wordml/sdtformatlock" xmlns:w16se="http://schemas.microsoft.com/office/word/2015/wordml/symex" xmlns:wpg="http://schemas.microsoft.com/office/word/2010/wordprocessingGroup" xmlns:wpi="http://schemas.microsoft.com/office/word/2010/wordprocessingInk" xmlns:wne="http://schemas.microsoft.com/office/word/2006/wordml" xmlns:wps="http://schemas.microsoft.com/office/word/2010/wordprocessingShape" mc:Ignorable="w14 w15 w16se w16cid w16 w16cex w16sdtdh w16sdtfl w16du wp14">
+  <w:numPicBullet w:numPicBulletId="0">
+    <w:pict>
+      <v:rect id="_x0000_i1025" style="width:0;height:1.5pt" o:hralign="center" o:bullet="t" o:hrstd="t" o:hr="t" fillcolor="#a0a0a0" stroked="f"/>
+    </w:pict>
+  </w:numPicBullet>
   <w:abstractNum w:abstractNumId="0" w15:restartNumberingAfterBreak="0">
     <w:nsid w:val="018D3CE0"/>
     <w:multiLevelType w:val="multilevel"/>
@@ -1230,6 +1458,123 @@
     </w:lvl>
   </w:abstractNum>
   <w:abstractNum w:abstractNumId="1" w15:restartNumberingAfterBreak="0">
+    <w:nsid w:val="069363BD"/>
+    <w:multiLevelType w:val="multilevel"/>
+    <w:tmpl w:val="DBC46B28"/>
+    <w:lvl w:ilvl="0">
+      <w:start w:val="13"/>
+      <w:numFmt w:val="decimal"/>
+      <w:lvlText w:val="%1."/>
+      <w:lvlJc w:val="left"/>
+      <w:pPr>
+        <w:tabs>
+          <w:tab w:val="num" w:pos="720"/>
+        </w:tabs>
+        <w:ind w:left="720" w:hanging="360"/>
+      </w:pPr>
+    </w:lvl>
+    <w:lvl w:ilvl="1">
+      <w:start w:val="1"/>
+      <w:numFmt w:val="bullet"/>
+      <w:lvlText w:val="o"/>
+      <w:lvlJc w:val="left"/>
+      <w:pPr>
+        <w:tabs>
+          <w:tab w:val="num" w:pos="1440"/>
+        </w:tabs>
+        <w:ind w:left="1440" w:hanging="360"/>
+      </w:pPr>
+      <w:rPr>
+        <w:rFonts w:ascii="Courier New" w:hAnsi="Courier New" w:hint="default"/>
+        <w:sz w:val="20"/>
+      </w:rPr>
+    </w:lvl>
+    <w:lvl w:ilvl="2" w:tentative="1">
+      <w:start w:val="1"/>
+      <w:numFmt w:val="decimal"/>
+      <w:lvlText w:val="%3."/>
+      <w:lvlJc w:val="left"/>
+      <w:pPr>
+        <w:tabs>
+          <w:tab w:val="num" w:pos="2160"/>
+        </w:tabs>
+        <w:ind w:left="2160" w:hanging="360"/>
+      </w:pPr>
+    </w:lvl>
+    <w:lvl w:ilvl="3" w:tentative="1">
+      <w:start w:val="1"/>
+      <w:numFmt w:val="decimal"/>
+      <w:lvlText w:val="%4."/>
+      <w:lvlJc w:val="left"/>
+      <w:pPr>
+        <w:tabs>
+          <w:tab w:val="num" w:pos="2880"/>
+        </w:tabs>
+        <w:ind w:left="2880" w:hanging="360"/>
+      </w:pPr>
+    </w:lvl>
+    <w:lvl w:ilvl="4" w:tentative="1">
+      <w:start w:val="1"/>
+      <w:numFmt w:val="decimal"/>
+      <w:lvlText w:val="%5."/>
+      <w:lvlJc w:val="left"/>
+      <w:pPr>
+        <w:tabs>
+          <w:tab w:val="num" w:pos="3600"/>
+        </w:tabs>
+        <w:ind w:left="3600" w:hanging="360"/>
+      </w:pPr>
+    </w:lvl>
+    <w:lvl w:ilvl="5" w:tentative="1">
+      <w:start w:val="1"/>
+      <w:numFmt w:val="decimal"/>
+      <w:lvlText w:val="%6."/>
+      <w:lvlJc w:val="left"/>
+      <w:pPr>
+        <w:tabs>
+          <w:tab w:val="num" w:pos="4320"/>
+        </w:tabs>
+        <w:ind w:left="4320" w:hanging="360"/>
+      </w:pPr>
+    </w:lvl>
+    <w:lvl w:ilvl="6" w:tentative="1">
+      <w:start w:val="1"/>
+      <w:numFmt w:val="decimal"/>
+      <w:lvlText w:val="%7."/>
+      <w:lvlJc w:val="left"/>
+      <w:pPr>
+        <w:tabs>
+          <w:tab w:val="num" w:pos="5040"/>
+        </w:tabs>
+        <w:ind w:left="5040" w:hanging="360"/>
+      </w:pPr>
+    </w:lvl>
+    <w:lvl w:ilvl="7" w:tentative="1">
+      <w:start w:val="1"/>
+      <w:numFmt w:val="decimal"/>
+      <w:lvlText w:val="%8."/>
+      <w:lvlJc w:val="left"/>
+      <w:pPr>
+        <w:tabs>
+          <w:tab w:val="num" w:pos="5760"/>
+        </w:tabs>
+        <w:ind w:left="5760" w:hanging="360"/>
+      </w:pPr>
+    </w:lvl>
+    <w:lvl w:ilvl="8" w:tentative="1">
+      <w:start w:val="1"/>
+      <w:numFmt w:val="decimal"/>
+      <w:lvlText w:val="%9."/>
+      <w:lvlJc w:val="left"/>
+      <w:pPr>
+        <w:tabs>
+          <w:tab w:val="num" w:pos="6480"/>
+        </w:tabs>
+        <w:ind w:left="6480" w:hanging="360"/>
+      </w:pPr>
+    </w:lvl>
+  </w:abstractNum>
+  <w:abstractNum w:abstractNumId="2" w15:restartNumberingAfterBreak="0">
     <w:nsid w:val="2FFE53F3"/>
     <w:multiLevelType w:val="multilevel"/>
     <w:tmpl w:val="D6D65F28"/>
@@ -1346,7 +1691,7 @@
       </w:pPr>
     </w:lvl>
   </w:abstractNum>
-  <w:abstractNum w:abstractNumId="2" w15:restartNumberingAfterBreak="0">
+  <w:abstractNum w:abstractNumId="3" w15:restartNumberingAfterBreak="0">
     <w:nsid w:val="355D5DFE"/>
     <w:multiLevelType w:val="multilevel"/>
     <w:tmpl w:val="65888238"/>
@@ -1463,7 +1808,7 @@
       </w:pPr>
     </w:lvl>
   </w:abstractNum>
-  <w:abstractNum w:abstractNumId="3" w15:restartNumberingAfterBreak="0">
+  <w:abstractNum w:abstractNumId="4" w15:restartNumberingAfterBreak="0">
     <w:nsid w:val="36BC0CBD"/>
     <w:multiLevelType w:val="multilevel"/>
     <w:tmpl w:val="DBC46B28"/>
@@ -1580,7 +1925,7 @@
       </w:pPr>
     </w:lvl>
   </w:abstractNum>
-  <w:abstractNum w:abstractNumId="4" w15:restartNumberingAfterBreak="0">
+  <w:abstractNum w:abstractNumId="5" w15:restartNumberingAfterBreak="0">
     <w:nsid w:val="495750F8"/>
     <w:multiLevelType w:val="multilevel"/>
     <w:tmpl w:val="F5DCBE8C"/>
@@ -1697,7 +2042,7 @@
       </w:pPr>
     </w:lvl>
   </w:abstractNum>
-  <w:abstractNum w:abstractNumId="5" w15:restartNumberingAfterBreak="0">
+  <w:abstractNum w:abstractNumId="6" w15:restartNumberingAfterBreak="0">
     <w:nsid w:val="5D221F61"/>
     <w:multiLevelType w:val="multilevel"/>
     <w:tmpl w:val="0B144C84"/>
@@ -1815,22 +2160,25 @@
     </w:lvl>
   </w:abstractNum>
   <w:num w:numId="1" w16cid:durableId="151257891">
-    <w:abstractNumId w:val="1"/>
+    <w:abstractNumId w:val="2"/>
   </w:num>
   <w:num w:numId="2" w16cid:durableId="1658069249">
     <w:abstractNumId w:val="0"/>
   </w:num>
   <w:num w:numId="3" w16cid:durableId="1317879696">
+    <w:abstractNumId w:val="5"/>
+  </w:num>
+  <w:num w:numId="4" w16cid:durableId="136264232">
+    <w:abstractNumId w:val="3"/>
+  </w:num>
+  <w:num w:numId="5" w16cid:durableId="1750350612">
+    <w:abstractNumId w:val="6"/>
+  </w:num>
+  <w:num w:numId="6" w16cid:durableId="1002779559">
     <w:abstractNumId w:val="4"/>
   </w:num>
-  <w:num w:numId="4" w16cid:durableId="136264232">
-    <w:abstractNumId w:val="2"/>
-  </w:num>
-  <w:num w:numId="5" w16cid:durableId="1750350612">
-    <w:abstractNumId w:val="5"/>
-  </w:num>
-  <w:num w:numId="6" w16cid:durableId="1002779559">
-    <w:abstractNumId w:val="3"/>
+  <w:num w:numId="7" w16cid:durableId="85804586">
+    <w:abstractNumId w:val="1"/>
   </w:num>
 </w:numbering>
 </file>

--- a/System Design/1System Design Questions.docx
+++ b/System Design/1System Design Questions.docx
@@ -76,23 +76,7 @@
         </w:numPr>
       </w:pPr>
       <w:r>
-        <w:t xml:space="preserve">Classes: </w:t>
-      </w:r>
-      <w:proofErr w:type="spellStart"/>
-      <w:r>
-        <w:t>MenuCategory</w:t>
-      </w:r>
-      <w:proofErr w:type="spellEnd"/>
-      <w:r>
-        <w:t xml:space="preserve">, </w:t>
-      </w:r>
-      <w:proofErr w:type="spellStart"/>
-      <w:r>
-        <w:t>MenuItem</w:t>
-      </w:r>
-      <w:proofErr w:type="spellEnd"/>
-      <w:r>
-        <w:t>, Order, Customer.</w:t>
+        <w:t>Classes: MenuCategory, MenuItem, Order</w:t>
       </w:r>
     </w:p>
     <w:p>
@@ -103,7 +87,21 @@
         </w:numPr>
       </w:pPr>
       <w:r>
-        <w:t>Concepts: composition, constructors, vector/list of objects.</w:t>
+        <w:t>Concepts: composition, constructors, vector/list of objects</w:t>
+      </w:r>
+      <w:r>
+        <w:rPr>
+          <w:lang w:eastAsia="ko-KR"/>
+        </w:rPr>
+        <w:t xml:space="preserve"> </w:t>
+      </w:r>
+      <w:r>
+        <w:rPr>
+          <w:rFonts w:hint="eastAsia"/>
+          <w:color w:val="BF4E14" w:themeColor="accent2" w:themeShade="BF"/>
+          <w:lang w:eastAsia="ko-KR"/>
+        </w:rPr>
+        <w:t>(added)</w:t>
       </w:r>
     </w:p>
     <w:p>
@@ -447,23 +445,7 @@
         </w:numPr>
       </w:pPr>
       <w:r>
-        <w:t xml:space="preserve">Classes: Product, </w:t>
-      </w:r>
-      <w:proofErr w:type="spellStart"/>
-      <w:r>
-        <w:t>CartItem</w:t>
-      </w:r>
-      <w:proofErr w:type="spellEnd"/>
-      <w:r>
-        <w:t xml:space="preserve">, </w:t>
-      </w:r>
-      <w:proofErr w:type="spellStart"/>
-      <w:r>
-        <w:t>ShoppingCart</w:t>
-      </w:r>
-      <w:proofErr w:type="spellEnd"/>
-      <w:r>
-        <w:t>, Customer.</w:t>
+        <w:t>Classes: Product, CartItem, ShoppingCart, Customer.</w:t>
       </w:r>
     </w:p>
     <w:p>
@@ -474,7 +456,40 @@
         </w:numPr>
       </w:pPr>
       <w:r>
-        <w:t>Add-ons: discount coupons, total cost, checkout.</w:t>
+        <w:t xml:space="preserve">Add-ons: discount coupons, total cost, </w:t>
+      </w:r>
+      <w:r>
+        <w:t>checkout</w:t>
+      </w:r>
+      <w:r>
+        <w:rPr>
+          <w:lang w:eastAsia="ko-KR"/>
+        </w:rPr>
+        <w:t xml:space="preserve"> </w:t>
+      </w:r>
+      <w:r>
+        <w:rPr>
+          <w:rFonts w:hint="eastAsia"/>
+          <w:color w:val="BF4E14" w:themeColor="accent2" w:themeShade="BF"/>
+          <w:lang w:eastAsia="ko-KR"/>
+        </w:rPr>
+        <w:t>(a</w:t>
+      </w:r>
+      <w:r>
+        <w:rPr>
+          <w:rFonts w:hint="eastAsia"/>
+          <w:color w:val="BF4E14" w:themeColor="accent2" w:themeShade="BF"/>
+          <w:lang w:eastAsia="ko-KR"/>
+        </w:rPr>
+        <w:t>dde</w:t>
+      </w:r>
+      <w:r>
+        <w:rPr>
+          <w:rFonts w:hint="eastAsia"/>
+          <w:color w:val="BF4E14" w:themeColor="accent2" w:themeShade="BF"/>
+          <w:lang w:eastAsia="ko-KR"/>
+        </w:rPr>
+        <w:t>d)</w:t>
       </w:r>
     </w:p>
     <w:p>
@@ -530,7 +545,39 @@
         </w:numPr>
       </w:pPr>
       <w:r>
-        <w:t>Emphasize totals, tax calculation, and printed receipt.</w:t>
+        <w:t>Emphasize totals, tax calculation, and printed receipt</w:t>
+      </w:r>
+      <w:r>
+        <w:rPr>
+          <w:rFonts w:hint="eastAsia"/>
+          <w:color w:val="BF4E14" w:themeColor="accent2" w:themeShade="BF"/>
+          <w:lang w:eastAsia="ko-KR"/>
+        </w:rPr>
+        <w:t xml:space="preserve"> </w:t>
+      </w:r>
+      <w:r>
+        <w:rPr>
+          <w:rFonts w:hint="eastAsia"/>
+          <w:color w:val="BF4E14" w:themeColor="accent2" w:themeShade="BF"/>
+          <w:lang w:eastAsia="ko-KR"/>
+        </w:rPr>
+        <w:t>(</w:t>
+      </w:r>
+      <w:r>
+        <w:rPr>
+          <w:rFonts w:hint="eastAsia"/>
+          <w:color w:val="BF4E14" w:themeColor="accent2" w:themeShade="BF"/>
+          <w:lang w:eastAsia="ko-KR"/>
+        </w:rPr>
+        <w:t>adde</w:t>
+      </w:r>
+      <w:r>
+        <w:rPr>
+          <w:rFonts w:hint="eastAsia"/>
+          <w:color w:val="BF4E14" w:themeColor="accent2" w:themeShade="BF"/>
+          <w:lang w:eastAsia="ko-KR"/>
+        </w:rPr>
+        <w:t>d)</w:t>
       </w:r>
     </w:p>
     <w:p>
@@ -625,23 +672,22 @@
         </w:numPr>
       </w:pPr>
       <w:r>
-        <w:t>Add-ons: deposit/withdrawal, check balance, inheritance (</w:t>
-      </w:r>
-      <w:proofErr w:type="spellStart"/>
-      <w:r>
-        <w:t>SavingsAccount</w:t>
-      </w:r>
-      <w:proofErr w:type="spellEnd"/>
-      <w:r>
-        <w:t xml:space="preserve">, </w:t>
-      </w:r>
-      <w:proofErr w:type="spellStart"/>
-      <w:r>
-        <w:t>CurrentAccount</w:t>
-      </w:r>
-      <w:proofErr w:type="spellEnd"/>
-      <w:r>
-        <w:t>).</w:t>
+        <w:t>Add-ons: deposit/withdrawal, check balance, inheritance (SavingsAccount, CurrentAccount)</w:t>
+      </w:r>
+      <w:r>
+        <w:rPr>
+          <w:rFonts w:hint="eastAsia"/>
+          <w:lang w:eastAsia="ko-KR"/>
+        </w:rPr>
+        <w:t xml:space="preserve"> </w:t>
+      </w:r>
+      <w:r>
+        <w:rPr>
+          <w:rFonts w:hint="eastAsia"/>
+          <w:color w:val="BF4E14" w:themeColor="accent2" w:themeShade="BF"/>
+          <w:lang w:eastAsia="ko-KR"/>
+        </w:rPr>
+        <w:t>(added)</w:t>
       </w:r>
     </w:p>
     <w:p>
@@ -707,7 +753,22 @@
         </w:numPr>
       </w:pPr>
       <w:r>
-        <w:t>Add-ons: PIN check, withdraw limit, balance update.</w:t>
+        <w:t>Add-ons: PIN check, withdraw limit, balance update</w:t>
+      </w:r>
+      <w:r>
+        <w:rPr>
+          <w:rFonts w:hint="eastAsia"/>
+          <w:lang w:eastAsia="ko-KR"/>
+        </w:rPr>
+        <w:t xml:space="preserve"> </w:t>
+      </w:r>
+      <w:r>
+        <w:rPr>
+          <w:rFonts w:hint="eastAsia"/>
+          <w:color w:val="BF4E14" w:themeColor="accent2" w:themeShade="BF"/>
+          <w:lang w:eastAsia="ko-KR"/>
+        </w:rPr>
+        <w:t>(added)</w:t>
       </w:r>
     </w:p>
     <w:p>
@@ -782,7 +843,14 @@
         </w:numPr>
       </w:pPr>
       <w:r>
-        <w:t>Classes: Book, Member, Librarian, Transaction.</w:t>
+        <w:t>Classes: Book, Member, Librarian, Transaction</w:t>
+      </w:r>
+      <w:r>
+        <w:rPr>
+          <w:rFonts w:hint="eastAsia"/>
+          <w:lang w:eastAsia="ko-KR"/>
+        </w:rPr>
+        <w:t>, LateFine</w:t>
       </w:r>
     </w:p>
     <w:p>
@@ -793,7 +861,22 @@
         </w:numPr>
       </w:pPr>
       <w:r>
-        <w:t>Add-ons: issue/return logic, due date fine.</w:t>
+        <w:t>Add-ons: issue/return logic, due date fine</w:t>
+      </w:r>
+      <w:r>
+        <w:rPr>
+          <w:rFonts w:hint="eastAsia"/>
+          <w:lang w:eastAsia="ko-KR"/>
+        </w:rPr>
+        <w:t xml:space="preserve"> </w:t>
+      </w:r>
+      <w:r>
+        <w:rPr>
+          <w:rFonts w:hint="eastAsia"/>
+          <w:color w:val="BF4E14" w:themeColor="accent2" w:themeShade="BF"/>
+          <w:lang w:eastAsia="ko-KR"/>
+        </w:rPr>
+        <w:t>(added)</w:t>
       </w:r>
     </w:p>
     <w:p>
@@ -849,7 +932,22 @@
         </w:numPr>
       </w:pPr>
       <w:r>
-        <w:t>Add-ons: check-in/check-out, availability.</w:t>
+        <w:t>Add-ons: check-in/check-out, availability</w:t>
+      </w:r>
+      <w:r>
+        <w:rPr>
+          <w:rFonts w:hint="eastAsia"/>
+          <w:lang w:eastAsia="ko-KR"/>
+        </w:rPr>
+        <w:t xml:space="preserve"> </w:t>
+      </w:r>
+      <w:r>
+        <w:rPr>
+          <w:rFonts w:hint="eastAsia"/>
+          <w:color w:val="BF4E14" w:themeColor="accent2" w:themeShade="BF"/>
+          <w:lang w:eastAsia="ko-KR"/>
+        </w:rPr>
+        <w:t>(added)</w:t>
       </w:r>
     </w:p>
     <w:p>
@@ -894,7 +992,20 @@
         </w:numPr>
       </w:pPr>
       <w:r>
-        <w:t>Classes: Student, Course, Grade.</w:t>
+        <w:t>Classes: Student, Course, Grade</w:t>
+      </w:r>
+      <w:r>
+        <w:rPr>
+          <w:rFonts w:hint="eastAsia"/>
+          <w:lang w:eastAsia="ko-KR"/>
+        </w:rPr>
+        <w:t xml:space="preserve">, </w:t>
+      </w:r>
+      <w:r>
+        <w:rPr>
+          <w:lang w:eastAsia="ko-KR"/>
+        </w:rPr>
+        <w:t>Enrolment</w:t>
       </w:r>
     </w:p>
     <w:p>
@@ -911,7 +1022,25 @@
         <w:t>enrolment</w:t>
       </w:r>
       <w:r>
-        <w:t>.</w:t>
+        <w:rPr>
+          <w:rFonts w:hint="eastAsia"/>
+          <w:lang w:eastAsia="ko-KR"/>
+        </w:rPr>
+        <w:t>, Academic level</w:t>
+      </w:r>
+      <w:r>
+        <w:rPr>
+          <w:lang w:eastAsia="ko-KR"/>
+        </w:rPr>
+        <w:t xml:space="preserve"> </w:t>
+      </w:r>
+      <w:r>
+        <w:rPr>
+          <w:rFonts w:hint="eastAsia"/>
+          <w:color w:val="BF4E14" w:themeColor="accent2" w:themeShade="BF"/>
+          <w:lang w:eastAsia="ko-KR"/>
+        </w:rPr>
+        <w:t>(added)</w:t>
       </w:r>
     </w:p>
     <w:p>
@@ -1004,15 +1133,7 @@
         </w:numPr>
       </w:pPr>
       <w:r>
-        <w:t xml:space="preserve">Classes: </w:t>
-      </w:r>
-      <w:proofErr w:type="spellStart"/>
-      <w:r>
-        <w:t>ParkingLot</w:t>
-      </w:r>
-      <w:proofErr w:type="spellEnd"/>
-      <w:r>
-        <w:t>, Vehicle, Ticket.</w:t>
+        <w:t>Classes: ParkingLot, Vehicle, Ticket.</w:t>
       </w:r>
     </w:p>
     <w:p>
@@ -1068,15 +1189,7 @@
         </w:numPr>
       </w:pPr>
       <w:r>
-        <w:t xml:space="preserve">Classes: Drink, Ingredient, </w:t>
-      </w:r>
-      <w:proofErr w:type="spellStart"/>
-      <w:r>
-        <w:t>CoffeeMachine</w:t>
-      </w:r>
-      <w:proofErr w:type="spellEnd"/>
-      <w:r>
-        <w:t>.</w:t>
+        <w:t>Classes: Drink, Ingredient, CoffeeMachine.</w:t>
       </w:r>
     </w:p>
     <w:p>
@@ -1088,6 +1201,21 @@
       </w:pPr>
       <w:r>
         <w:t>Add-ons: recipe composition</w:t>
+      </w:r>
+      <w:r>
+        <w:rPr>
+          <w:rFonts w:hint="eastAsia"/>
+          <w:lang w:eastAsia="ko-KR"/>
+        </w:rPr>
+        <w:t xml:space="preserve"> </w:t>
+      </w:r>
+      <w:r>
+        <w:rPr>
+          <w:rFonts w:hint="eastAsia"/>
+          <w:color w:val="BF4E14" w:themeColor="accent2" w:themeShade="BF"/>
+          <w:lang w:eastAsia="ko-KR"/>
+        </w:rPr>
+        <w:t>(added)</w:t>
       </w:r>
     </w:p>
     <w:p>

--- a/System Design/1System Design Questions.docx
+++ b/System Design/1System Design Questions.docx
@@ -76,7 +76,23 @@
         </w:numPr>
       </w:pPr>
       <w:r>
-        <w:t>Classes: MenuCategory, MenuItem, Order</w:t>
+        <w:t xml:space="preserve">Classes: </w:t>
+      </w:r>
+      <w:proofErr w:type="spellStart"/>
+      <w:r>
+        <w:t>MenuCategory</w:t>
+      </w:r>
+      <w:proofErr w:type="spellEnd"/>
+      <w:r>
+        <w:t xml:space="preserve">, </w:t>
+      </w:r>
+      <w:proofErr w:type="spellStart"/>
+      <w:r>
+        <w:t>MenuItem</w:t>
+      </w:r>
+      <w:proofErr w:type="spellEnd"/>
+      <w:r>
+        <w:t>, Order</w:t>
       </w:r>
     </w:p>
     <w:p>
@@ -445,7 +461,23 @@
         </w:numPr>
       </w:pPr>
       <w:r>
-        <w:t>Classes: Product, CartItem, ShoppingCart, Customer.</w:t>
+        <w:t xml:space="preserve">Classes: Product, </w:t>
+      </w:r>
+      <w:proofErr w:type="spellStart"/>
+      <w:r>
+        <w:t>CartItem</w:t>
+      </w:r>
+      <w:proofErr w:type="spellEnd"/>
+      <w:r>
+        <w:t xml:space="preserve">, </w:t>
+      </w:r>
+      <w:proofErr w:type="spellStart"/>
+      <w:r>
+        <w:t>ShoppingCart</w:t>
+      </w:r>
+      <w:proofErr w:type="spellEnd"/>
+      <w:r>
+        <w:t>, Customer.</w:t>
       </w:r>
     </w:p>
     <w:p>
@@ -672,7 +704,23 @@
         </w:numPr>
       </w:pPr>
       <w:r>
-        <w:t>Add-ons: deposit/withdrawal, check balance, inheritance (SavingsAccount, CurrentAccount)</w:t>
+        <w:t>Add-ons: deposit/withdrawal, check balance, inheritance (</w:t>
+      </w:r>
+      <w:proofErr w:type="spellStart"/>
+      <w:r>
+        <w:t>SavingsAccount</w:t>
+      </w:r>
+      <w:proofErr w:type="spellEnd"/>
+      <w:r>
+        <w:t xml:space="preserve">, </w:t>
+      </w:r>
+      <w:proofErr w:type="spellStart"/>
+      <w:r>
+        <w:t>CurrentAccount</w:t>
+      </w:r>
+      <w:proofErr w:type="spellEnd"/>
+      <w:r>
+        <w:t>)</w:t>
       </w:r>
       <w:r>
         <w:rPr>
@@ -1133,7 +1181,15 @@
         </w:numPr>
       </w:pPr>
       <w:r>
-        <w:t>Classes: ParkingLot, Vehicle, Ticket.</w:t>
+        <w:t xml:space="preserve">Classes: </w:t>
+      </w:r>
+      <w:proofErr w:type="spellStart"/>
+      <w:r>
+        <w:t>ParkingLot</w:t>
+      </w:r>
+      <w:proofErr w:type="spellEnd"/>
+      <w:r>
+        <w:t>, Vehicle, Ticket.</w:t>
       </w:r>
     </w:p>
     <w:p>

--- a/System Design/1System Design Questions.docx
+++ b/System Design/1System Design Questions.docx
@@ -76,23 +76,7 @@
         </w:numPr>
       </w:pPr>
       <w:r>
-        <w:t xml:space="preserve">Classes: </w:t>
-      </w:r>
-      <w:proofErr w:type="spellStart"/>
-      <w:r>
-        <w:t>MenuCategory</w:t>
-      </w:r>
-      <w:proofErr w:type="spellEnd"/>
-      <w:r>
-        <w:t xml:space="preserve">, </w:t>
-      </w:r>
-      <w:proofErr w:type="spellStart"/>
-      <w:r>
-        <w:t>MenuItem</w:t>
-      </w:r>
-      <w:proofErr w:type="spellEnd"/>
-      <w:r>
-        <w:t>, Order</w:t>
+        <w:t>Classes: MenuCategory, MenuItem, Order</w:t>
       </w:r>
     </w:p>
     <w:p>
@@ -261,7 +245,7 @@
     <w:p>
       <w:r>
         <w:pict w14:anchorId="03E2C65E">
-          <v:rect id="_x0000_i1025" style="width:0;height:1.5pt" o:hralign="center" o:hrstd="t" o:hr="t" fillcolor="#a0a0a0" stroked="f"/>
+          <v:rect id="_x0000_i1026" style="width:0;height:1.5pt" o:hralign="center" o:hrstd="t" o:hr="t" fillcolor="#a0a0a0" stroked="f"/>
         </w:pict>
       </w:r>
     </w:p>
@@ -392,7 +376,7 @@
     <w:p>
       <w:r>
         <w:pict w14:anchorId="2DE0C650">
-          <v:rect id="_x0000_i1026" style="width:0;height:1.5pt" o:hralign="center" o:hrstd="t" o:hr="t" fillcolor="#a0a0a0" stroked="f"/>
+          <v:rect id="_x0000_i1027" style="width:0;height:1.5pt" o:hralign="center" o:hrstd="t" o:hr="t" fillcolor="#a0a0a0" stroked="f"/>
         </w:pict>
       </w:r>
     </w:p>
@@ -461,23 +445,7 @@
         </w:numPr>
       </w:pPr>
       <w:r>
-        <w:t xml:space="preserve">Classes: Product, </w:t>
-      </w:r>
-      <w:proofErr w:type="spellStart"/>
-      <w:r>
-        <w:t>CartItem</w:t>
-      </w:r>
-      <w:proofErr w:type="spellEnd"/>
-      <w:r>
-        <w:t xml:space="preserve">, </w:t>
-      </w:r>
-      <w:proofErr w:type="spellStart"/>
-      <w:r>
-        <w:t>ShoppingCart</w:t>
-      </w:r>
-      <w:proofErr w:type="spellEnd"/>
-      <w:r>
-        <w:t>, Customer.</w:t>
+        <w:t>Classes: Product, CartItem, ShoppingCart, Customer.</w:t>
       </w:r>
     </w:p>
     <w:p>
@@ -577,6 +545,13 @@
         </w:numPr>
       </w:pPr>
       <w:r>
+        <w:rPr>
+          <w:rFonts w:hint="eastAsia"/>
+          <w:lang w:eastAsia="ko-KR"/>
+        </w:rPr>
+        <w:t xml:space="preserve">Add-ons: </w:t>
+      </w:r>
+      <w:r>
         <w:t>Emphasize totals, tax calculation, and printed receipt</w:t>
       </w:r>
       <w:r>
@@ -593,29 +568,13 @@
           <w:color w:val="BF4E14" w:themeColor="accent2" w:themeShade="BF"/>
           <w:lang w:eastAsia="ko-KR"/>
         </w:rPr>
-        <w:t>(</w:t>
-      </w:r>
-      <w:r>
-        <w:rPr>
-          <w:rFonts w:hint="eastAsia"/>
-          <w:color w:val="BF4E14" w:themeColor="accent2" w:themeShade="BF"/>
-          <w:lang w:eastAsia="ko-KR"/>
-        </w:rPr>
-        <w:t>adde</w:t>
-      </w:r>
-      <w:r>
-        <w:rPr>
-          <w:rFonts w:hint="eastAsia"/>
-          <w:color w:val="BF4E14" w:themeColor="accent2" w:themeShade="BF"/>
-          <w:lang w:eastAsia="ko-KR"/>
-        </w:rPr>
-        <w:t>d)</w:t>
+        <w:t>(added)</w:t>
       </w:r>
     </w:p>
     <w:p>
       <w:r>
         <w:pict w14:anchorId="2324AD73">
-          <v:rect id="_x0000_i1027" style="width:0;height:1.5pt" o:hralign="center" o:hrstd="t" o:hr="t" fillcolor="#a0a0a0" stroked="f"/>
+          <v:rect id="_x0000_i1028" style="width:0;height:1.5pt" o:hralign="center" o:hrstd="t" o:hr="t" fillcolor="#a0a0a0" stroked="f"/>
         </w:pict>
       </w:r>
     </w:p>
@@ -704,23 +663,7 @@
         </w:numPr>
       </w:pPr>
       <w:r>
-        <w:t>Add-ons: deposit/withdrawal, check balance, inheritance (</w:t>
-      </w:r>
-      <w:proofErr w:type="spellStart"/>
-      <w:r>
-        <w:t>SavingsAccount</w:t>
-      </w:r>
-      <w:proofErr w:type="spellEnd"/>
-      <w:r>
-        <w:t xml:space="preserve">, </w:t>
-      </w:r>
-      <w:proofErr w:type="spellStart"/>
-      <w:r>
-        <w:t>CurrentAccount</w:t>
-      </w:r>
-      <w:proofErr w:type="spellEnd"/>
-      <w:r>
-        <w:t>)</w:t>
+        <w:t>Add-ons: deposit/withdrawal, check balance, inheritance (SavingsAccount, CurrentAccount)</w:t>
       </w:r>
       <w:r>
         <w:rPr>
@@ -822,7 +765,7 @@
     <w:p>
       <w:r>
         <w:pict w14:anchorId="511EEC11">
-          <v:rect id="_x0000_i1028" style="width:0;height:1.5pt" o:hralign="center" o:hrstd="t" o:hr="t" fillcolor="#a0a0a0" stroked="f"/>
+          <v:rect id="_x0000_i1029" style="width:0;height:1.5pt" o:hralign="center" o:hrstd="t" o:hr="t" fillcolor="#a0a0a0" stroked="f"/>
         </w:pict>
       </w:r>
     </w:p>
@@ -1078,6 +1021,13 @@
       </w:r>
       <w:r>
         <w:rPr>
+          <w:rFonts w:hint="eastAsia"/>
+          <w:lang w:eastAsia="ko-KR"/>
+        </w:rPr>
+        <w:t>, Attendance</w:t>
+      </w:r>
+      <w:r>
+        <w:rPr>
           <w:lang w:eastAsia="ko-KR"/>
         </w:rPr>
         <w:t xml:space="preserve"> </w:t>
@@ -1094,7 +1044,7 @@
     <w:p>
       <w:r>
         <w:pict w14:anchorId="2A533978">
-          <v:rect id="_x0000_i1029" style="width:0;height:1.5pt" o:hralign="center" o:hrstd="t" o:hr="t" fillcolor="#a0a0a0" stroked="f"/>
+          <v:rect id="_x0000_i1030" style="width:0;height:1.5pt" o:hralign="center" o:hrstd="t" o:hr="t" fillcolor="#a0a0a0" stroked="f"/>
         </w:pict>
       </w:r>
     </w:p>
@@ -1181,15 +1131,7 @@
         </w:numPr>
       </w:pPr>
       <w:r>
-        <w:t xml:space="preserve">Classes: </w:t>
-      </w:r>
-      <w:proofErr w:type="spellStart"/>
-      <w:r>
-        <w:t>ParkingLot</w:t>
-      </w:r>
-      <w:proofErr w:type="spellEnd"/>
-      <w:r>
-        <w:t>, Vehicle, Ticket.</w:t>
+        <w:t>Classes: ParkingLot, Vehicle, Ticket.</w:t>
       </w:r>
     </w:p>
     <w:p>
@@ -1277,14 +1219,13 @@
     <w:p>
       <w:r>
         <w:pict w14:anchorId="392089C8">
-          <v:rect id="_x0000_i1035" style="width:0;height:1.5pt" o:hralign="center" o:bullet="t" o:hrstd="t" o:hr="t" fillcolor="#a0a0a0" stroked="f"/>
+          <v:rect id="_x0000_i1031" style="width:0;height:1.5pt" o:hralign="center" o:bullet="t" o:hrstd="t" o:hr="t" fillcolor="#a0a0a0" stroked="f"/>
         </w:pict>
       </w:r>
     </w:p>
     <w:p>
       <w:pPr>
         <w:rPr>
-          <w:rFonts w:hint="eastAsia"/>
           <w:lang w:eastAsia="ko-KR"/>
         </w:rPr>
       </w:pPr>
@@ -1436,16 +1377,7 @@
           <w:bCs/>
           <w:lang w:eastAsia="ko-KR"/>
         </w:rPr>
-        <w:t xml:space="preserve"> </w:t>
-      </w:r>
-      <w:r>
-        <w:rPr>
-          <w:rFonts w:hint="eastAsia"/>
-          <w:b/>
-          <w:bCs/>
-          <w:lang w:eastAsia="ko-KR"/>
-        </w:rPr>
-        <w:t xml:space="preserve">- </w:t>
+        <w:t xml:space="preserve"> - </w:t>
       </w:r>
       <w:r>
         <w:rPr>
@@ -1465,9 +1397,6 @@
           <w:ilvl w:val="0"/>
           <w:numId w:val="6"/>
         </w:numPr>
-        <w:rPr>
-          <w:rFonts w:hint="eastAsia"/>
-        </w:rPr>
       </w:pPr>
       <w:r>
         <w:rPr>
@@ -1485,16 +1414,7 @@
           <w:bCs/>
           <w:lang w:eastAsia="ko-KR"/>
         </w:rPr>
-        <w:t xml:space="preserve"> </w:t>
-      </w:r>
-      <w:r>
-        <w:rPr>
-          <w:rFonts w:hint="eastAsia"/>
-          <w:b/>
-          <w:bCs/>
-          <w:lang w:eastAsia="ko-KR"/>
-        </w:rPr>
-        <w:t xml:space="preserve">- </w:t>
+        <w:t xml:space="preserve"> - </w:t>
       </w:r>
       <w:r>
         <w:rPr>

--- a/System Design/1System Design Questions.docx
+++ b/System Design/1System Design Questions.docx
@@ -76,7 +76,23 @@
         </w:numPr>
       </w:pPr>
       <w:r>
-        <w:t>Classes: MenuCategory, MenuItem, Order</w:t>
+        <w:t xml:space="preserve">Classes: </w:t>
+      </w:r>
+      <w:proofErr w:type="spellStart"/>
+      <w:r>
+        <w:t>MenuCategory</w:t>
+      </w:r>
+      <w:proofErr w:type="spellEnd"/>
+      <w:r>
+        <w:t xml:space="preserve">, </w:t>
+      </w:r>
+      <w:proofErr w:type="spellStart"/>
+      <w:r>
+        <w:t>MenuItem</w:t>
+      </w:r>
+      <w:proofErr w:type="spellEnd"/>
+      <w:r>
+        <w:t>, Order</w:t>
       </w:r>
     </w:p>
     <w:p>
@@ -445,7 +461,23 @@
         </w:numPr>
       </w:pPr>
       <w:r>
-        <w:t>Classes: Product, CartItem, ShoppingCart, Customer.</w:t>
+        <w:t xml:space="preserve">Classes: Product, </w:t>
+      </w:r>
+      <w:proofErr w:type="spellStart"/>
+      <w:r>
+        <w:t>CartItem</w:t>
+      </w:r>
+      <w:proofErr w:type="spellEnd"/>
+      <w:r>
+        <w:t xml:space="preserve">, </w:t>
+      </w:r>
+      <w:proofErr w:type="spellStart"/>
+      <w:r>
+        <w:t>ShoppingCart</w:t>
+      </w:r>
+      <w:proofErr w:type="spellEnd"/>
+      <w:r>
+        <w:t>, Customer.</w:t>
       </w:r>
     </w:p>
     <w:p>
@@ -663,7 +695,23 @@
         </w:numPr>
       </w:pPr>
       <w:r>
-        <w:t>Add-ons: deposit/withdrawal, check balance, inheritance (SavingsAccount, CurrentAccount)</w:t>
+        <w:t>Add-ons: deposit/withdrawal, check balance, inheritance (</w:t>
+      </w:r>
+      <w:proofErr w:type="spellStart"/>
+      <w:r>
+        <w:t>SavingsAccount</w:t>
+      </w:r>
+      <w:proofErr w:type="spellEnd"/>
+      <w:r>
+        <w:t xml:space="preserve">, </w:t>
+      </w:r>
+      <w:proofErr w:type="spellStart"/>
+      <w:r>
+        <w:t>CurrentAccount</w:t>
+      </w:r>
+      <w:proofErr w:type="spellEnd"/>
+      <w:r>
+        <w:t>)</w:t>
       </w:r>
       <w:r>
         <w:rPr>
@@ -841,8 +889,17 @@
           <w:rFonts w:hint="eastAsia"/>
           <w:lang w:eastAsia="ko-KR"/>
         </w:rPr>
-        <w:t>, LateFine</w:t>
-      </w:r>
+        <w:t xml:space="preserve">, </w:t>
+      </w:r>
+      <w:proofErr w:type="spellStart"/>
+      <w:r>
+        <w:rPr>
+          <w:rFonts w:hint="eastAsia"/>
+          <w:lang w:eastAsia="ko-KR"/>
+        </w:rPr>
+        <w:t>LateFine</w:t>
+      </w:r>
+      <w:proofErr w:type="spellEnd"/>
     </w:p>
     <w:p>
       <w:pPr>
@@ -1085,6 +1142,25 @@
         </w:rPr>
         <w:t>Elevator (Lift) System</w:t>
       </w:r>
+      <w:r>
+        <w:rPr>
+          <w:rFonts w:hint="eastAsia"/>
+          <w:b/>
+          <w:bCs/>
+          <w:lang w:eastAsia="ko-KR"/>
+        </w:rPr>
+        <w:t xml:space="preserve"> - </w:t>
+      </w:r>
+      <w:r>
+        <w:rPr>
+          <w:rFonts w:hint="eastAsia"/>
+          <w:b/>
+          <w:bCs/>
+          <w:color w:val="4EA72E" w:themeColor="accent6"/>
+          <w:lang w:eastAsia="ko-KR"/>
+        </w:rPr>
+        <w:t>DONE</w:t>
+      </w:r>
     </w:p>
     <w:p>
       <w:pPr>
@@ -1107,6 +1183,22 @@
       <w:r>
         <w:t>Add-ons: direction logic, request queue.</w:t>
       </w:r>
+      <w:r>
+        <w:rPr>
+          <w:rFonts w:hint="eastAsia"/>
+          <w:color w:val="BF4E14" w:themeColor="accent2" w:themeShade="BF"/>
+          <w:lang w:eastAsia="ko-KR"/>
+        </w:rPr>
+        <w:t xml:space="preserve"> </w:t>
+      </w:r>
+      <w:r>
+        <w:rPr>
+          <w:rFonts w:hint="eastAsia"/>
+          <w:color w:val="BF4E14" w:themeColor="accent2" w:themeShade="BF"/>
+          <w:lang w:eastAsia="ko-KR"/>
+        </w:rPr>
+        <w:t>(added)</w:t>
+      </w:r>
     </w:p>
     <w:p>
       <w:pPr>
@@ -1131,7 +1223,15 @@
         </w:numPr>
       </w:pPr>
       <w:r>
-        <w:t>Classes: ParkingLot, Vehicle, Ticket.</w:t>
+        <w:t xml:space="preserve">Classes: </w:t>
+      </w:r>
+      <w:proofErr w:type="spellStart"/>
+      <w:r>
+        <w:t>ParkingLot</w:t>
+      </w:r>
+      <w:proofErr w:type="spellEnd"/>
+      <w:r>
+        <w:t>, Vehicle, Ticket.</w:t>
       </w:r>
     </w:p>
     <w:p>
@@ -1187,7 +1287,15 @@
         </w:numPr>
       </w:pPr>
       <w:r>
-        <w:t>Classes: Drink, Ingredient, CoffeeMachine.</w:t>
+        <w:t xml:space="preserve">Classes: Drink, Ingredient, </w:t>
+      </w:r>
+      <w:proofErr w:type="spellStart"/>
+      <w:r>
+        <w:t>CoffeeMachine</w:t>
+      </w:r>
+      <w:proofErr w:type="spellEnd"/>
+      <w:r>
+        <w:t>.</w:t>
       </w:r>
     </w:p>
     <w:p>
